--- a/leetcode/5.Heap/2.heap/2.Heap insertion.docx
+++ b/leetcode/5.Heap/2.heap/2.Heap insertion.docx
@@ -24,7 +24,20 @@
           <w:bdr w:val="single" w:sz="2" w:space="0" w:color="auto" w:frame="1"/>
           <w14:ligatures w14:val="none"/>
         </w:rPr>
-        <w:t xml:space="preserve">  Heap </w:t>
+        <w:t xml:space="preserve"> </w:t>
+      </w:r>
+      <w:r>
+        <w:rPr>
+          <w:rFonts w:ascii="Segoe UI" w:eastAsia="Times New Roman" w:hAnsi="Segoe UI" w:cs="Segoe UI"/>
+          <w:b/>
+          <w:bCs/>
+          <w:kern w:val="0"/>
+          <w:sz w:val="45"/>
+          <w:szCs w:val="45"/>
+          <w:bdr w:val="single" w:sz="2" w:space="0" w:color="auto" w:frame="1"/>
+          <w14:ligatures w14:val="none"/>
+        </w:rPr>
+        <w:t xml:space="preserve">Heap </w:t>
       </w:r>
       <w:proofErr w:type="spellStart"/>
       <w:r>
@@ -2071,6 +2084,7 @@
   <w:style w:type="character" w:default="1" w:styleId="DefaultParagraphFont">
     <w:name w:val="Default Paragraph Font"/>
     <w:uiPriority w:val="1"/>
+    <w:semiHidden/>
     <w:unhideWhenUsed/>
   </w:style>
   <w:style w:type="table" w:default="1" w:styleId="TableNormal">
